--- a/DOC/EN/NF-DOC-008_API_and_Database_Reference_EN.docx
+++ b/DOC/EN/NF-DOC-008_API_and_Database_Reference_EN.docx
@@ -5171,6 +5171,18 @@
         <w:t>7. PayWay Endpoints</w:t>
       </w:r>
     </w:p>
+    <w:p>
+      <w:r>
+        <w:rPr>
+          <w:rFonts w:ascii="Segoe UI" w:hAnsi="Segoe UI" w:cs="Segoe UI"/>
+          <w:b w:val="0"/>
+          <w:i w:val="0"/>
+          <w:color w:val="0B1F2E"/>
+          <w:sz w:val="21"/>
+        </w:rPr>
+        <w:t>NexusFinance uses the ABA PayWay Purchase API with hosted checkout. The frontend calls /api/payway/purchase, then submits the returned fields as a form to ABA's checkout URL. The return / cancel endpoints handle the post-payment redirects.</w:t>
+      </w:r>
+    </w:p>
     <w:tbl>
       <w:tblPr>
         <w:tblStyle w:val="TableGrid"/>
@@ -5245,7 +5257,7 @@
         </w:tc>
         <w:tc>
           <w:tcPr>
-            <w:tcW w:type="dxa" w:w="4896"/>
+            <w:tcW w:type="dxa" w:w="5616"/>
             <w:shd w:val="clear" w:fill="0B1F2E"/>
             <w:tcMar>
               <w:top w:w="80" w:type="dxa"/>
@@ -5298,7 +5310,7 @@
                 <w:color w:val="0B1F2E"/>
                 <w:sz w:val="19"/>
               </w:rPr>
-              <w:t>/api/payway/generate-qr</w:t>
+              <w:t>/api/payway/purchase</w:t>
             </w:r>
           </w:p>
         </w:tc>
@@ -5332,7 +5344,7 @@
         </w:tc>
         <w:tc>
           <w:tcPr>
-            <w:tcW w:type="dxa" w:w="4896"/>
+            <w:tcW w:type="dxa" w:w="5616"/>
             <w:tcMar>
               <w:top w:w="80" w:type="dxa"/>
               <w:start w:w="120" w:type="dxa"/>
@@ -5354,7 +5366,182 @@
                 <w:color w:val="0B1F2E"/>
                 <w:sz w:val="19"/>
               </w:rPr>
-              <w:t>Create a PayWay payment and persist a PENDING record</w:t>
+              <w:t>Create a hosted-checkout purchase (view_type=hosted_view) and persist a PENDING record</w:t>
+            </w:r>
+          </w:p>
+        </w:tc>
+      </w:tr>
+      <w:tr>
+        <w:tc>
+          <w:tcPr>
+            <w:tcW w:type="dxa" w:w="2880"/>
+            <w:shd w:val="clear" w:fill="F4F8FA"/>
+            <w:tcMar>
+              <w:top w:w="80" w:type="dxa"/>
+              <w:start w:w="120" w:type="dxa"/>
+              <w:bottom w:w="80" w:type="dxa"/>
+              <w:end w:w="120" w:type="dxa"/>
+            </w:tcMar>
+            <w:vAlign w:val="center"/>
+          </w:tcPr>
+          <w:p>
+            <w:pPr>
+              <w:spacing w:after="20"/>
+            </w:pPr>
+            <w:r/>
+            <w:r>
+              <w:rPr>
+                <w:rFonts w:ascii="Segoe UI" w:hAnsi="Segoe UI" w:cs="Segoe UI"/>
+                <w:b w:val="0"/>
+                <w:i w:val="0"/>
+                <w:color w:val="0B1F2E"/>
+                <w:sz w:val="19"/>
+              </w:rPr>
+              <w:t>/api/payway/return</w:t>
+            </w:r>
+          </w:p>
+        </w:tc>
+        <w:tc>
+          <w:tcPr>
+            <w:tcW w:type="dxa" w:w="1440"/>
+            <w:shd w:val="clear" w:fill="F4F8FA"/>
+            <w:tcMar>
+              <w:top w:w="80" w:type="dxa"/>
+              <w:start w:w="120" w:type="dxa"/>
+              <w:bottom w:w="80" w:type="dxa"/>
+              <w:end w:w="120" w:type="dxa"/>
+            </w:tcMar>
+            <w:vAlign w:val="center"/>
+          </w:tcPr>
+          <w:p>
+            <w:pPr>
+              <w:spacing w:after="20"/>
+            </w:pPr>
+            <w:r/>
+            <w:r>
+              <w:rPr>
+                <w:rFonts w:ascii="Segoe UI" w:hAnsi="Segoe UI" w:cs="Segoe UI"/>
+                <w:b w:val="0"/>
+                <w:i w:val="0"/>
+                <w:color w:val="0B1F2E"/>
+                <w:sz w:val="19"/>
+              </w:rPr>
+              <w:t>GET</w:t>
+            </w:r>
+          </w:p>
+        </w:tc>
+        <w:tc>
+          <w:tcPr>
+            <w:tcW w:type="dxa" w:w="5616"/>
+            <w:shd w:val="clear" w:fill="F4F8FA"/>
+            <w:tcMar>
+              <w:top w:w="80" w:type="dxa"/>
+              <w:start w:w="120" w:type="dxa"/>
+              <w:bottom w:w="80" w:type="dxa"/>
+              <w:end w:w="120" w:type="dxa"/>
+            </w:tcMar>
+            <w:vAlign w:val="center"/>
+          </w:tcPr>
+          <w:p>
+            <w:pPr>
+              <w:spacing w:after="20"/>
+            </w:pPr>
+            <w:r/>
+            <w:r>
+              <w:rPr>
+                <w:rFonts w:ascii="Segoe UI" w:hAnsi="Segoe UI" w:cs="Segoe UI"/>
+                <w:b w:val="0"/>
+                <w:i w:val="0"/>
+                <w:color w:val="0B1F2E"/>
+                <w:sz w:val="19"/>
+              </w:rPr>
+              <w:t>ABA success redirect; verifies status, records approved payments, redirects to /payment/success</w:t>
+            </w:r>
+          </w:p>
+        </w:tc>
+      </w:tr>
+      <w:tr>
+        <w:tc>
+          <w:tcPr>
+            <w:tcW w:type="dxa" w:w="2880"/>
+            <w:tcMar>
+              <w:top w:w="80" w:type="dxa"/>
+              <w:start w:w="120" w:type="dxa"/>
+              <w:bottom w:w="80" w:type="dxa"/>
+              <w:end w:w="120" w:type="dxa"/>
+            </w:tcMar>
+            <w:vAlign w:val="center"/>
+          </w:tcPr>
+          <w:p>
+            <w:pPr>
+              <w:spacing w:after="20"/>
+            </w:pPr>
+            <w:r/>
+            <w:r>
+              <w:rPr>
+                <w:rFonts w:ascii="Segoe UI" w:hAnsi="Segoe UI" w:cs="Segoe UI"/>
+                <w:b w:val="0"/>
+                <w:i w:val="0"/>
+                <w:color w:val="0B1F2E"/>
+                <w:sz w:val="19"/>
+              </w:rPr>
+              <w:t>/api/payway/cancel</w:t>
+            </w:r>
+          </w:p>
+        </w:tc>
+        <w:tc>
+          <w:tcPr>
+            <w:tcW w:type="dxa" w:w="1440"/>
+            <w:tcMar>
+              <w:top w:w="80" w:type="dxa"/>
+              <w:start w:w="120" w:type="dxa"/>
+              <w:bottom w:w="80" w:type="dxa"/>
+              <w:end w:w="120" w:type="dxa"/>
+            </w:tcMar>
+            <w:vAlign w:val="center"/>
+          </w:tcPr>
+          <w:p>
+            <w:pPr>
+              <w:spacing w:after="20"/>
+            </w:pPr>
+            <w:r/>
+            <w:r>
+              <w:rPr>
+                <w:rFonts w:ascii="Segoe UI" w:hAnsi="Segoe UI" w:cs="Segoe UI"/>
+                <w:b w:val="0"/>
+                <w:i w:val="0"/>
+                <w:color w:val="0B1F2E"/>
+                <w:sz w:val="19"/>
+              </w:rPr>
+              <w:t>GET</w:t>
+            </w:r>
+          </w:p>
+        </w:tc>
+        <w:tc>
+          <w:tcPr>
+            <w:tcW w:type="dxa" w:w="5616"/>
+            <w:tcMar>
+              <w:top w:w="80" w:type="dxa"/>
+              <w:start w:w="120" w:type="dxa"/>
+              <w:bottom w:w="80" w:type="dxa"/>
+              <w:end w:w="120" w:type="dxa"/>
+            </w:tcMar>
+            <w:vAlign w:val="center"/>
+          </w:tcPr>
+          <w:p>
+            <w:pPr>
+              <w:spacing w:after="20"/>
+            </w:pPr>
+            <w:r/>
+            <w:r>
+              <w:rPr>
+                <w:rFonts w:ascii="Segoe UI" w:hAnsi="Segoe UI" w:cs="Segoe UI"/>
+                <w:b w:val="0"/>
+                <w:i w:val="0"/>
+                <w:color w:val="0B1F2E"/>
+                <w:sz w:val="19"/>
+              </w:rPr>
+              <w:t>ABA cancel redirect; redirects to /payment/cancel</w:t>
             </w:r>
           </w:p>
         </w:tc>
@@ -5420,7 +5607,7 @@
         </w:tc>
         <w:tc>
           <w:tcPr>
-            <w:tcW w:type="dxa" w:w="4896"/>
+            <w:tcW w:type="dxa" w:w="5616"/>
             <w:shd w:val="clear" w:fill="F4F8FA"/>
             <w:tcMar>
               <w:top w:w="80" w:type="dxa"/>
@@ -5507,7 +5694,7 @@
         </w:tc>
         <w:tc>
           <w:tcPr>
-            <w:tcW w:type="dxa" w:w="4896"/>
+            <w:tcW w:type="dxa" w:w="5616"/>
             <w:tcMar>
               <w:top w:w="80" w:type="dxa"/>
               <w:start w:w="120" w:type="dxa"/>
@@ -5595,7 +5782,7 @@
         </w:tc>
         <w:tc>
           <w:tcPr>
-            <w:tcW w:type="dxa" w:w="4896"/>
+            <w:tcW w:type="dxa" w:w="5616"/>
             <w:shd w:val="clear" w:fill="F4F8FA"/>
             <w:tcMar>
               <w:top w:w="80" w:type="dxa"/>
@@ -5682,7 +5869,7 @@
         </w:tc>
         <w:tc>
           <w:tcPr>
-            <w:tcW w:type="dxa" w:w="4896"/>
+            <w:tcW w:type="dxa" w:w="5616"/>
             <w:tcMar>
               <w:top w:w="80" w:type="dxa"/>
               <w:start w:w="120" w:type="dxa"/>
@@ -5709,6 +5896,95 @@
           </w:p>
         </w:tc>
       </w:tr>
+      <w:tr>
+        <w:tc>
+          <w:tcPr>
+            <w:tcW w:type="dxa" w:w="2880"/>
+            <w:shd w:val="clear" w:fill="F4F8FA"/>
+            <w:tcMar>
+              <w:top w:w="80" w:type="dxa"/>
+              <w:start w:w="120" w:type="dxa"/>
+              <w:bottom w:w="80" w:type="dxa"/>
+              <w:end w:w="120" w:type="dxa"/>
+            </w:tcMar>
+            <w:vAlign w:val="center"/>
+          </w:tcPr>
+          <w:p>
+            <w:pPr>
+              <w:spacing w:after="20"/>
+            </w:pPr>
+            <w:r/>
+            <w:r>
+              <w:rPr>
+                <w:rFonts w:ascii="Segoe UI" w:hAnsi="Segoe UI" w:cs="Segoe UI"/>
+                <w:b w:val="0"/>
+                <w:i w:val="0"/>
+                <w:color w:val="0B1F2E"/>
+                <w:sz w:val="19"/>
+              </w:rPr>
+              <w:t>/api/payway/generate-qr</w:t>
+            </w:r>
+          </w:p>
+        </w:tc>
+        <w:tc>
+          <w:tcPr>
+            <w:tcW w:type="dxa" w:w="1440"/>
+            <w:shd w:val="clear" w:fill="F4F8FA"/>
+            <w:tcMar>
+              <w:top w:w="80" w:type="dxa"/>
+              <w:start w:w="120" w:type="dxa"/>
+              <w:bottom w:w="80" w:type="dxa"/>
+              <w:end w:w="120" w:type="dxa"/>
+            </w:tcMar>
+            <w:vAlign w:val="center"/>
+          </w:tcPr>
+          <w:p>
+            <w:pPr>
+              <w:spacing w:after="20"/>
+            </w:pPr>
+            <w:r/>
+            <w:r>
+              <w:rPr>
+                <w:rFonts w:ascii="Segoe UI" w:hAnsi="Segoe UI" w:cs="Segoe UI"/>
+                <w:b w:val="0"/>
+                <w:i w:val="0"/>
+                <w:color w:val="0B1F2E"/>
+                <w:sz w:val="19"/>
+              </w:rPr>
+              <w:t>POST</w:t>
+            </w:r>
+          </w:p>
+        </w:tc>
+        <w:tc>
+          <w:tcPr>
+            <w:tcW w:type="dxa" w:w="5616"/>
+            <w:shd w:val="clear" w:fill="F4F8FA"/>
+            <w:tcMar>
+              <w:top w:w="80" w:type="dxa"/>
+              <w:start w:w="120" w:type="dxa"/>
+              <w:bottom w:w="80" w:type="dxa"/>
+              <w:end w:w="120" w:type="dxa"/>
+            </w:tcMar>
+            <w:vAlign w:val="center"/>
+          </w:tcPr>
+          <w:p>
+            <w:pPr>
+              <w:spacing w:after="20"/>
+            </w:pPr>
+            <w:r/>
+            <w:r>
+              <w:rPr>
+                <w:rFonts w:ascii="Segoe UI" w:hAnsi="Segoe UI" w:cs="Segoe UI"/>
+                <w:b w:val="0"/>
+                <w:i w:val="0"/>
+                <w:color w:val="0B1F2E"/>
+                <w:sz w:val="19"/>
+              </w:rPr>
+              <w:t>Legacy endpoint; now delegates to the Purchase API</w:t>
+            </w:r>
+          </w:p>
+        </w:tc>
+      </w:tr>
     </w:tbl>
     <w:p>
       <w:pPr>
@@ -5725,6 +6001,18 @@
           <w:sz w:val="21"/>
         </w:rPr>
         <w:t>Approved PayWay payments are written to nexus_payway_transactions and create a Repayment entry in nexus_transactions, plus an in-app and Telegram notification.</w:t>
+      </w:r>
+    </w:p>
+    <w:p>
+      <w:r>
+        <w:rPr>
+          <w:rFonts w:ascii="Segoe UI" w:hAnsi="Segoe UI" w:cs="Segoe UI"/>
+          <w:b w:val="0"/>
+          <w:i w:val="0"/>
+          <w:color w:val="0B1F2E"/>
+          <w:sz w:val="21"/>
+        </w:rPr>
+        <w:t>Purchase requests are signed with HMAC-SHA512 over a fixed 24-field hash order (req_time, merchant_id, tran_id, amount, items, shipping, firstname, lastname, email, phone, type, payment_option, return_url, cancel_url, continue_success_url, return_deeplink, currency, custom_fields, return_params, payout, lifetime, additional_params, google_pay_token, skip_success_page). view_type and payment_gate are sent unsigned. Webhook callbacks are verified with the same hash order via the x-payway-hmac-sha512 header.</w:t>
       </w:r>
     </w:p>
     <w:p>
